--- a/10/tendencii-razvitiya/Вариант 10.docx
+++ b/10/tendencii-razvitiya/Вариант 10.docx
@@ -85,7 +85,27 @@
     </w:p>
     <w:p>
       <w:r>
+        <w:t>1.1. Достоинства.............................................3</w:t>
+      </w:r>
+    </w:p>
+    <w:p>
+      <w:r>
+        <w:t>1.2. Недостатки..............................................3</w:t>
+      </w:r>
+    </w:p>
+    <w:p>
+      <w:r>
         <w:t>2. Облачные приложения.......................................4</w:t>
+      </w:r>
+    </w:p>
+    <w:p>
+      <w:r>
+        <w:t>2.1. Устройство и преимущества...............................4</w:t>
+      </w:r>
+    </w:p>
+    <w:p>
+      <w:r>
+        <w:t>2.2. Ограничения и совмещение подходов.......................4</w:t>
       </w:r>
     </w:p>
     <w:p>
@@ -134,8 +154,18 @@
     <w:p/>
     <w:p>
       <w:r>
+        <w:t>1.1. Достоинства</w:t>
+      </w:r>
+    </w:p>
+    <w:p>
+      <w:r>
         <w:tab/>
         <w:t>Устанавливаемая программа выполняется процессором самого компьютера и  хранит файлы на его диске. Отсюда  её достоинства: работа не зависит от сети,  скорость ограничена только машиной, а данные физически находятся у владельца.</w:t>
+      </w:r>
+    </w:p>
+    <w:p>
+      <w:r>
+        <w:t>1.2. Недостатки</w:t>
       </w:r>
     </w:p>
     <w:p>
@@ -160,8 +190,18 @@
     <w:p/>
     <w:p>
       <w:r>
+        <w:t>2.1. Устройство и преимущества</w:t>
+      </w:r>
+    </w:p>
+    <w:p>
+      <w:r>
         <w:tab/>
         <w:t>Облачное приложение выполняется на сервере, а  браузер только показывает результат и передаёт  действия пользователя. Устанавливать ничего не нужно, версия у всех одинаковая и всегда последняя, документ доступен с любого устройства, а несколько человек могут править его одновременно, видя правки друг друга.</w:t>
+      </w:r>
+    </w:p>
+    <w:p>
+      <w:r>
+        <w:t>2.2. Ограничения и совмещение подходов</w:t>
       </w:r>
     </w:p>
     <w:p>
